--- a/pelihylly/downloads/nayttosuunnitelma.docx
+++ b/pelihylly/downloads/nayttosuunnitelma.docx
@@ -1300,7 +1300,7 @@
                 <w:sz w:val="19"/>
                 <w:szCs w:val="19"/>
               </w:rPr>
-              <w:t xml:space="preserve">VS Code + Vite-dev-palvelin käytössä koko projektin; työkalutodennusten tulosteet ja devtools-käyttö ketjukirjauksissa</w:t>
+              <w:t xml:space="preserve">VS Code + Vite-dev-palvelin käytössä koko projektin; työkalutodennusten tulosteet ja kehittäjätyökalujen käyttö ketjukirjauksissa</w:t>
             </w:r>
           </w:p>
         </w:tc>

--- a/pelihylly/downloads/nayttosuunnitelma.docx
+++ b/pelihylly/downloads/nayttosuunnitelma.docx
@@ -14,7 +14,7 @@
           <w:sz w:val="52"/>
           <w:szCs w:val="52"/>
         </w:rPr>
-        <w:t xml:space="preserve">Näyttösuunnitelma — PeliHylly</w:t>
+        <w:t xml:space="preserve">Näyttösuunnitelma – PeliHylly</w:t>
       </w:r>
     </w:p>
     <w:p>
@@ -65,7 +65,7 @@
           <w:sz w:val="21"/>
           <w:szCs w:val="21"/>
         </w:rPr>
-        <w:t xml:space="preserve">Näyttö toteutetaan oppilaitosympäristössä ohjattuna projektinäyttönä. Perusteena on Tieto- ja viestintätekniikan perustutkinto (perusteId 9816282, diaarinumero OPH-6216-2025). Näyttö kattaa kolme tutkinnon osaa: Ohjelmointi (45 osp, 11 osaamisvaatimusta), Ohjelmistokehittäjänä toimiminen (45 osp, 14 osaamisvaatimusta) ja Ohjelmiston toteuttaminen ohjelmistokomponenttikirjastolla (30 osp, 7 osaamisvaatimusta) — yhteensä 32 osaamisvaatimusta.</w:t>
+        <w:t xml:space="preserve">Näyttö toteutetaan oppilaitosympäristössä ohjattuna projektinäyttönä. Perusteena on Tieto- ja viestintätekniikan perustutkinto (perusteId 9816282, diaarinumero OPH-6216-2025). Näyttö kattaa kolme tutkinnon osaa: Ohjelmointi (45 osp, 11 osaamisvaatimusta), Ohjelmistokehittäjänä toimiminen (45 osp, 14 osaamisvaatimusta) ja Ohjelmiston toteuttaminen ohjelmistokomponenttikirjastolla (30 osp, 7 osaamisvaatimusta), yhteensä 32 osaamisvaatimusta.</w:t>
       </w:r>
     </w:p>
     <w:p>
@@ -284,7 +284,7 @@
                 <w:sz w:val="19"/>
                 <w:szCs w:val="19"/>
               </w:rPr>
-              <w:t xml:space="preserve">Nimetty ulkopuolinen henkilö Pelikellari ry:n toiminnanvetäjän roolissa — esimerkiksi toinen opettaja, työelämäedustaja tai toisen ryhmän opiskelija. Ei opiskelijan oma ohjaava opettaja. Nimetään viimeistään työviikolla 3.</w:t>
+              <w:t xml:space="preserve">Nimetty ulkopuolinen henkilö Pelikellari ry:n toiminnanvetäjän roolissa, esimerkiksi toinen opettaja, työelämäedustaja tai toisen ryhmän opiskelija. Ei opiskelijan oma ohjaava opettaja. Nimetään viimeistään työviikolla 3.</w:t>
             </w:r>
           </w:p>
         </w:tc>
@@ -1592,7 +1592,7 @@
                 <w:sz w:val="19"/>
                 <w:szCs w:val="19"/>
               </w:rPr>
-              <w:t xml:space="preserve">Refaktorointicommit-sarja: nimeäminen, toiston poisto, vastuiden selkeytys — toiminta todistetusti ennallaan regressioajolla</w:t>
+              <w:t xml:space="preserve">Refaktorointicommit-sarja: nimeäminen, toiston poisto, vastuiden selkeytys; toiminta todistetusti ennallaan regressioajolla</w:t>
             </w:r>
           </w:p>
         </w:tc>
@@ -1957,7 +1957,7 @@
                 <w:sz w:val="19"/>
                 <w:szCs w:val="19"/>
               </w:rPr>
-              <w:t xml:space="preserve">Asiakaskatselmointi: täyttääkö toteutus tarinat, mitä muutetaan ennen v1.0:aa — priorisointi yhdessä</w:t>
+              <w:t xml:space="preserve">Asiakaskatselmointi: täyttääkö toteutus tarinat, mitä muutetaan ennen v1.0:aa; priorisointi yhdessä</w:t>
             </w:r>
           </w:p>
         </w:tc>
@@ -2030,7 +2030,7 @@
                 <w:sz w:val="19"/>
                 <w:szCs w:val="19"/>
               </w:rPr>
-              <w:t xml:space="preserve">Kirjallinen itsearvio: mikä onnistui, missä tarvitsi apua, mitä tekisi toisin — konkreettisin esimerkein</w:t>
+              <w:t xml:space="preserve">Kirjallinen itsearvio: mikä onnistui, missä tarvitsi apua, mitä tekisi toisin, konkreettisin esimerkein</w:t>
             </w:r>
           </w:p>
         </w:tc>
@@ -2741,7 +2741,7 @@
                 <w:sz w:val="19"/>
                 <w:szCs w:val="19"/>
               </w:rPr>
-              <w:t xml:space="preserve">Vertailu SQLite / JSON-tiedosto / palvelintietokanta datan rakenteen, käyttötilanteen ja laajuuden perusteella — kirjattu perustelu suunnitelmassa</w:t>
+              <w:t xml:space="preserve">Vertailu SQLite / JSON-tiedosto / palvelintietokanta datan rakenteen, käyttötilanteen ja laajuuden perusteella; kirjattu perustelu suunnitelmassa</w:t>
             </w:r>
           </w:p>
         </w:tc>
@@ -2960,7 +2960,7 @@
                 <w:sz w:val="19"/>
                 <w:szCs w:val="19"/>
               </w:rPr>
-              <w:t xml:space="preserve">Dokumentoitu tietoturva-arvio: syötteet, salasanahashit, istunnot, tietojen näkyvyys, SQL-injektio, XSS — riski → ratkaisu → koodiviittaus (perusta vko 7)</w:t>
+              <w:t xml:space="preserve">Dokumentoitu tietoturva-arvio: syötteet, salasanahashit, istunnot, tietojen näkyvyys, SQL-injektio, XSS; riski → ratkaisu → koodiviittaus (perusta vko 7)</w:t>
             </w:r>
           </w:p>
         </w:tc>
@@ -3452,7 +3452,7 @@
                 <w:sz w:val="19"/>
                 <w:szCs w:val="19"/>
               </w:rPr>
-              <w:t xml:space="preserve">k2-muistio: mitä React ratkaisee (komponentit, tila, renderöinti) ja mitä ei (reititys, palvelin, tietovarasto) — ja mitä siitä seuraa tälle projektille</w:t>
+              <w:t xml:space="preserve">k2-muistio: mitä React ratkaisee (komponentit, tila, renderöinti) ja mitä ei (reititys, palvelin, tietovarasto), ja mitä siitä seuraa tälle projektille</w:t>
             </w:r>
           </w:p>
         </w:tc>
@@ -3817,7 +3817,7 @@
                 <w:sz w:val="19"/>
                 <w:szCs w:val="19"/>
               </w:rPr>
-              <w:t xml:space="preserve">README + käyttöönotto-ohje: asennus, käynnistys, riippuvuudet, ympäristöasetukset — todistettu kuivaharjoituksella ja työviikon 16 ulkopuolisella testillä</w:t>
+              <w:t xml:space="preserve">README + käyttöönotto-ohje: asennus, käynnistys, riippuvuudet, ympäristöasetukset; todistettu kuivaharjoituksella ja työviikon 16 ulkopuolisella testillä</w:t>
             </w:r>
           </w:p>
         </w:tc>
@@ -4025,7 +4025,7 @@
           <w:sz w:val="21"/>
           <w:szCs w:val="21"/>
         </w:rPr>
-        <w:t xml:space="preserve">Tekoäly on sallittu apuväline. Se saa selittää virheilmoituksia, tarkistaa ratkaisuja ja ehdottaa testitapauksia. Näytön ydin — komponenttirakenne, saavutettavuusratkaisut ja CSS — tehdään itse, ja koko sovelluksen CSS on opiskelijan omaa. Vähintään kaksi näkymää (pelin lisäyslomake työviikolla 5 ja profiilisivu työviikolla 8) rakennetaan alusta itse ilman valmista UI-komponenttikirjastoa.</w:t>
+        <w:t xml:space="preserve">Tekoäly on sallittu apuväline. Se saa selittää virheilmoituksia, tarkistaa ratkaisuja ja ehdottaa testitapauksia. Näytön ydin (komponenttirakenne, saavutettavuusratkaisut ja CSS) tehdään itse, ja koko sovelluksen CSS on opiskelijan omaa. Vähintään kaksi näkymää (pelin lisäyslomake työviikolla 5 ja profiilisivu työviikolla 8) rakennetaan alusta itse ilman valmista UI-komponenttikirjastoa.</w:t>
       </w:r>
     </w:p>
     <w:p>
@@ -4105,7 +4105,7 @@
           <w:sz w:val="20"/>
           <w:szCs w:val="20"/>
         </w:rPr>
-        <w:t xml:space="preserve">client/, server/ ja project-docs/ — kaikki dokumentaatio project-docs-kansiossa.</w:t>
+        <w:t xml:space="preserve">client/, server/ ja project-docs/. Kaikki dokumentaatio project-docs-kansiossa.</w:t>
       </w:r>
     </w:p>
     <w:p>
@@ -4430,7 +4430,7 @@
           <w:sz w:val="20"/>
           <w:szCs w:val="20"/>
         </w:rPr>
-        <w:t xml:space="preserve">Opiskelija voi toteuttaa videopeliarkiston sijaan esimerkiksi musiikki- tai elokuva-arkiston, jos hän perustelee ohjaajalle, mikä muunnelmassa on järkevää — esimerkiksi CD-arkistossa tilahistorian tilalle sopii kuunteluhistoria tai levyn kunto.</w:t>
+        <w:t xml:space="preserve">Opiskelija voi toteuttaa videopeliarkiston sijaan esimerkiksi musiikki- tai elokuva-arkiston, jos hän perustelee ohjaajalle, mikä muunnelmassa on järkevää: esimerkiksi CD-arkistossa tilahistorian tilalle sopii kuunteluhistoria tai levyn kunto.</w:t>
       </w:r>
     </w:p>
     <w:p>

--- a/pelihylly/downloads/nayttosuunnitelma.docx
+++ b/pelihylly/downloads/nayttosuunnitelma.docx
@@ -1129,7 +1129,7 @@
           <w:bCs/>
           <w:color w:val="5b21b6"/>
         </w:rPr>
-        <w:t xml:space="preserve">Ohjelmointi · 11 vaatimusta</w:t>
+        <w:t xml:space="preserve">Ohjelmointi</w:t>
       </w:r>
     </w:p>
     <w:tbl>
@@ -2059,7 +2059,7 @@
           <w:bCs/>
           <w:color w:val="5b21b6"/>
         </w:rPr>
-        <w:t xml:space="preserve">Ohjelmistokehittäjänä toimiminen · 14 vaatimusta</w:t>
+        <w:t xml:space="preserve">Ohjelmistokehittäjänä toimiminen</w:t>
       </w:r>
     </w:p>
     <w:tbl>
@@ -3208,7 +3208,7 @@
           <w:bCs/>
           <w:color w:val="5b21b6"/>
         </w:rPr>
-        <w:t xml:space="preserve">Ohjelmiston toteuttaminen ohjelmistokomponenttikirjastolla · 7 vaatimusta</w:t>
+        <w:t xml:space="preserve">Ohjelmiston toteuttaminen ohjelmistokomponenttikirjastolla</w:t>
       </w:r>
     </w:p>
     <w:tbl>
